--- a/Landmarks_Production_Migration_Plan.docx
+++ b/Landmarks_Production_Migration_Plan.docx
@@ -451,6 +451,24 @@
     <w:p>
       <w:r>
         <w:br w:type="page"/>
+      </w:r>
+    </w:p>
+    <w:p>
+      <w:pPr>
+        <w:pBdr>
+          <w:left w:val="single" w:sz="24" w:space="8" w:color="28A745"/>
+        </w:pBdr>
+      </w:pPr>
+      <w:r>
+        <w:rPr>
+          <w:rFonts w:ascii="Arial" w:cs="Arial" w:eastAsia="Arial" w:hAnsi="Arial"/>
+          <w:b/>
+          <w:bCs/>
+          <w:color w:val="155724"/>
+          <w:sz w:val="22"/>
+          <w:szCs w:val="22"/>
+        </w:rPr>
+        <w:t xml:space="preserve">✅ PROGRESS UPDATE (April 2026): Phases 0–5 are COMPLETE. The Next.js app is deployed on Vercel with auto-deploy from GitHub. Supabase is provisioned with schema, RLS, and auth. Resend sends real emails via React Email templates. Three Vercel Cron jobs run daily (reminders, re-engagement) and monthly (digest). Phases 6–9 remain: gift recommendation engine, admin panel, marketing pages, testing/polish/go-live. Individual task statuses within completed phases may still show “Not started” below — disregard those; the phases are done. See CLAUDE.md for current architecture and remaining work.</w:t>
       </w:r>
     </w:p>
     <w:p>
